--- a/tillsyn/A 60089-2024 tillsynsbegäran.docx
+++ b/tillsyn/A 60089-2024 tillsynsbegäran.docx
@@ -472,7 +472,7 @@
     <w:r>
       <w:tab/>
       <w:tab/>
-      <w:t>2024-12-17</w:t>
+      <w:t>2024-12-18</w:t>
       <w:br/>
       <w:br/>
     </w:r>

--- a/tillsyn/A 60089-2024 tillsynsbegäran.docx
+++ b/tillsyn/A 60089-2024 tillsynsbegäran.docx
@@ -472,7 +472,7 @@
     <w:r>
       <w:tab/>
       <w:tab/>
-      <w:t>2024-12-18</w:t>
+      <w:t>2024-12-19</w:t>
       <w:br/>
       <w:br/>
     </w:r>

--- a/tillsyn/A 60089-2024 tillsynsbegäran.docx
+++ b/tillsyn/A 60089-2024 tillsynsbegäran.docx
@@ -472,7 +472,7 @@
     <w:r>
       <w:tab/>
       <w:tab/>
-      <w:t>2024-12-19</w:t>
+      <w:t>2024-12-20</w:t>
       <w:br/>
       <w:br/>
     </w:r>

--- a/tillsyn/A 60089-2024 tillsynsbegäran.docx
+++ b/tillsyn/A 60089-2024 tillsynsbegäran.docx
@@ -472,7 +472,7 @@
     <w:r>
       <w:tab/>
       <w:tab/>
-      <w:t>2024-12-20</w:t>
+      <w:t>2024-12-22</w:t>
       <w:br/>
       <w:br/>
     </w:r>

--- a/tillsyn/A 60089-2024 tillsynsbegäran.docx
+++ b/tillsyn/A 60089-2024 tillsynsbegäran.docx
@@ -472,7 +472,7 @@
     <w:r>
       <w:tab/>
       <w:tab/>
-      <w:t>2024-12-22</w:t>
+      <w:t>2024-12-23</w:t>
       <w:br/>
       <w:br/>
     </w:r>

--- a/tillsyn/A 60089-2024 tillsynsbegäran.docx
+++ b/tillsyn/A 60089-2024 tillsynsbegäran.docx
@@ -472,7 +472,7 @@
     <w:r>
       <w:tab/>
       <w:tab/>
-      <w:t>2024-12-23</w:t>
+      <w:t>2024-12-24</w:t>
       <w:br/>
       <w:br/>
     </w:r>

--- a/tillsyn/A 60089-2024 tillsynsbegäran.docx
+++ b/tillsyn/A 60089-2024 tillsynsbegäran.docx
@@ -472,7 +472,7 @@
     <w:r>
       <w:tab/>
       <w:tab/>
-      <w:t>2024-12-31</w:t>
+      <w:t>2025-01-01</w:t>
       <w:br/>
       <w:br/>
     </w:r>

--- a/tillsyn/A 60089-2024 tillsynsbegäran.docx
+++ b/tillsyn/A 60089-2024 tillsynsbegäran.docx
@@ -472,7 +472,7 @@
     <w:r>
       <w:tab/>
       <w:tab/>
-      <w:t>2025-01-01</w:t>
+      <w:t>2025-01-02</w:t>
       <w:br/>
       <w:br/>
     </w:r>

--- a/tillsyn/A 60089-2024 tillsynsbegäran.docx
+++ b/tillsyn/A 60089-2024 tillsynsbegäran.docx
@@ -472,7 +472,7 @@
     <w:r>
       <w:tab/>
       <w:tab/>
-      <w:t>2025-01-02</w:t>
+      <w:t>2025-01-03</w:t>
       <w:br/>
       <w:br/>
     </w:r>

--- a/tillsyn/A 60089-2024 tillsynsbegäran.docx
+++ b/tillsyn/A 60089-2024 tillsynsbegäran.docx
@@ -483,7 +483,7 @@
     <w:r>
       <w:tab/>
       <w:tab/>
-      <w:t>2025-01-30</w:t>
+      <w:t>2025-01-31</w:t>
       <w:br/>
       <w:br/>
     </w:r>

--- a/tillsyn/A 60089-2024 tillsynsbegäran.docx
+++ b/tillsyn/A 60089-2024 tillsynsbegäran.docx
@@ -483,7 +483,7 @@
     <w:r>
       <w:tab/>
       <w:tab/>
-      <w:t>2025-01-31</w:t>
+      <w:t>2025-02-02</w:t>
       <w:br/>
       <w:br/>
     </w:r>

--- a/tillsyn/A 60089-2024 tillsynsbegäran.docx
+++ b/tillsyn/A 60089-2024 tillsynsbegäran.docx
@@ -483,7 +483,7 @@
     <w:r>
       <w:tab/>
       <w:tab/>
-      <w:t>2025-02-02</w:t>
+      <w:t>2025-02-03</w:t>
       <w:br/>
       <w:br/>
     </w:r>

--- a/tillsyn/A 60089-2024 tillsynsbegäran.docx
+++ b/tillsyn/A 60089-2024 tillsynsbegäran.docx
@@ -483,7 +483,7 @@
     <w:r>
       <w:tab/>
       <w:tab/>
-      <w:t>2025-02-03</w:t>
+      <w:t>2025-02-04</w:t>
       <w:br/>
       <w:br/>
     </w:r>

--- a/tillsyn/A 60089-2024 tillsynsbegäran.docx
+++ b/tillsyn/A 60089-2024 tillsynsbegäran.docx
@@ -483,7 +483,7 @@
     <w:r>
       <w:tab/>
       <w:tab/>
-      <w:t>2025-02-04</w:t>
+      <w:t>2025-02-05</w:t>
       <w:br/>
       <w:br/>
     </w:r>

--- a/tillsyn/A 60089-2024 tillsynsbegäran.docx
+++ b/tillsyn/A 60089-2024 tillsynsbegäran.docx
@@ -483,7 +483,7 @@
     <w:r>
       <w:tab/>
       <w:tab/>
-      <w:t>2025-02-05</w:t>
+      <w:t>2025-02-06</w:t>
       <w:br/>
       <w:br/>
     </w:r>

--- a/tillsyn/A 60089-2024 tillsynsbegäran.docx
+++ b/tillsyn/A 60089-2024 tillsynsbegäran.docx
@@ -483,7 +483,7 @@
     <w:r>
       <w:tab/>
       <w:tab/>
-      <w:t>2025-02-06</w:t>
+      <w:t>2025-02-07</w:t>
       <w:br/>
       <w:br/>
     </w:r>

--- a/tillsyn/A 60089-2024 tillsynsbegäran.docx
+++ b/tillsyn/A 60089-2024 tillsynsbegäran.docx
@@ -483,7 +483,7 @@
     <w:r>
       <w:tab/>
       <w:tab/>
-      <w:t>2025-02-07</w:t>
+      <w:t>2025-02-08</w:t>
       <w:br/>
       <w:br/>
     </w:r>

--- a/tillsyn/A 60089-2024 tillsynsbegäran.docx
+++ b/tillsyn/A 60089-2024 tillsynsbegäran.docx
@@ -483,7 +483,7 @@
     <w:r>
       <w:tab/>
       <w:tab/>
-      <w:t>2025-02-08</w:t>
+      <w:t>2025-02-09</w:t>
       <w:br/>
       <w:br/>
     </w:r>

--- a/tillsyn/A 60089-2024 tillsynsbegäran.docx
+++ b/tillsyn/A 60089-2024 tillsynsbegäran.docx
@@ -483,7 +483,7 @@
     <w:r>
       <w:tab/>
       <w:tab/>
-      <w:t>2025-02-09</w:t>
+      <w:t>2025-02-10</w:t>
       <w:br/>
       <w:br/>
     </w:r>

--- a/tillsyn/A 60089-2024 tillsynsbegäran.docx
+++ b/tillsyn/A 60089-2024 tillsynsbegäran.docx
@@ -483,7 +483,7 @@
     <w:r>
       <w:tab/>
       <w:tab/>
-      <w:t>2025-02-10</w:t>
+      <w:t>2025-02-11</w:t>
       <w:br/>
       <w:br/>
     </w:r>

--- a/tillsyn/A 60089-2024 tillsynsbegäran.docx
+++ b/tillsyn/A 60089-2024 tillsynsbegäran.docx
@@ -483,7 +483,7 @@
     <w:r>
       <w:tab/>
       <w:tab/>
-      <w:t>2025-02-11</w:t>
+      <w:t>2025-02-12</w:t>
       <w:br/>
       <w:br/>
     </w:r>

--- a/tillsyn/A 60089-2024 tillsynsbegäran.docx
+++ b/tillsyn/A 60089-2024 tillsynsbegäran.docx
@@ -483,7 +483,7 @@
     <w:r>
       <w:tab/>
       <w:tab/>
-      <w:t>2025-02-12</w:t>
+      <w:t>2025-02-13</w:t>
       <w:br/>
       <w:br/>
     </w:r>

--- a/tillsyn/A 60089-2024 tillsynsbegäran.docx
+++ b/tillsyn/A 60089-2024 tillsynsbegäran.docx
@@ -483,7 +483,7 @@
     <w:r>
       <w:tab/>
       <w:tab/>
-      <w:t>2025-02-13</w:t>
+      <w:t>2025-02-14</w:t>
       <w:br/>
       <w:br/>
     </w:r>

--- a/tillsyn/A 60089-2024 tillsynsbegäran.docx
+++ b/tillsyn/A 60089-2024 tillsynsbegäran.docx
@@ -483,7 +483,7 @@
     <w:r>
       <w:tab/>
       <w:tab/>
-      <w:t>2025-02-14</w:t>
+      <w:t>2025-02-15</w:t>
       <w:br/>
       <w:br/>
     </w:r>

--- a/tillsyn/A 60089-2024 tillsynsbegäran.docx
+++ b/tillsyn/A 60089-2024 tillsynsbegäran.docx
@@ -483,7 +483,7 @@
     <w:r>
       <w:tab/>
       <w:tab/>
-      <w:t>2025-02-15</w:t>
+      <w:t>2025-02-16</w:t>
       <w:br/>
       <w:br/>
     </w:r>

--- a/tillsyn/A 60089-2024 tillsynsbegäran.docx
+++ b/tillsyn/A 60089-2024 tillsynsbegäran.docx
@@ -483,7 +483,7 @@
     <w:r>
       <w:tab/>
       <w:tab/>
-      <w:t>2025-02-16</w:t>
+      <w:t>2025-02-17</w:t>
       <w:br/>
       <w:br/>
     </w:r>

--- a/tillsyn/A 60089-2024 tillsynsbegäran.docx
+++ b/tillsyn/A 60089-2024 tillsynsbegäran.docx
@@ -483,7 +483,7 @@
     <w:r>
       <w:tab/>
       <w:tab/>
-      <w:t>2025-02-17</w:t>
+      <w:t>2025-02-18</w:t>
       <w:br/>
       <w:br/>
     </w:r>

--- a/tillsyn/A 60089-2024 tillsynsbegäran.docx
+++ b/tillsyn/A 60089-2024 tillsynsbegäran.docx
@@ -483,7 +483,7 @@
     <w:r>
       <w:tab/>
       <w:tab/>
-      <w:t>2025-02-18</w:t>
+      <w:t>2025-02-19</w:t>
       <w:br/>
       <w:br/>
     </w:r>

--- a/tillsyn/A 60089-2024 tillsynsbegäran.docx
+++ b/tillsyn/A 60089-2024 tillsynsbegäran.docx
@@ -483,7 +483,7 @@
     <w:r>
       <w:tab/>
       <w:tab/>
-      <w:t>2025-02-19</w:t>
+      <w:t>2025-02-20</w:t>
       <w:br/>
       <w:br/>
     </w:r>

--- a/tillsyn/A 60089-2024 tillsynsbegäran.docx
+++ b/tillsyn/A 60089-2024 tillsynsbegäran.docx
@@ -483,7 +483,7 @@
     <w:r>
       <w:tab/>
       <w:tab/>
-      <w:t>2025-02-20</w:t>
+      <w:t>2025-02-21</w:t>
       <w:br/>
       <w:br/>
     </w:r>

--- a/tillsyn/A 60089-2024 tillsynsbegäran.docx
+++ b/tillsyn/A 60089-2024 tillsynsbegäran.docx
@@ -483,7 +483,7 @@
     <w:r>
       <w:tab/>
       <w:tab/>
-      <w:t>2025-02-21</w:t>
+      <w:t>2025-02-22</w:t>
       <w:br/>
       <w:br/>
     </w:r>

--- a/tillsyn/A 60089-2024 tillsynsbegäran.docx
+++ b/tillsyn/A 60089-2024 tillsynsbegäran.docx
@@ -483,7 +483,7 @@
     <w:r>
       <w:tab/>
       <w:tab/>
-      <w:t>2025-02-22</w:t>
+      <w:t>2025-02-23</w:t>
       <w:br/>
       <w:br/>
     </w:r>

--- a/tillsyn/A 60089-2024 tillsynsbegäran.docx
+++ b/tillsyn/A 60089-2024 tillsynsbegäran.docx
@@ -483,7 +483,7 @@
     <w:r>
       <w:tab/>
       <w:tab/>
-      <w:t>2025-02-23</w:t>
+      <w:t>2025-02-24</w:t>
       <w:br/>
       <w:br/>
     </w:r>

--- a/tillsyn/A 60089-2024 tillsynsbegäran.docx
+++ b/tillsyn/A 60089-2024 tillsynsbegäran.docx
@@ -483,7 +483,7 @@
     <w:r>
       <w:tab/>
       <w:tab/>
-      <w:t>2025-02-24</w:t>
+      <w:t>2025-02-25</w:t>
       <w:br/>
       <w:br/>
     </w:r>

--- a/tillsyn/A 60089-2024 tillsynsbegäran.docx
+++ b/tillsyn/A 60089-2024 tillsynsbegäran.docx
@@ -483,7 +483,7 @@
     <w:r>
       <w:tab/>
       <w:tab/>
-      <w:t>2025-02-25</w:t>
+      <w:t>2025-02-26</w:t>
       <w:br/>
       <w:br/>
     </w:r>

--- a/tillsyn/A 60089-2024 tillsynsbegäran.docx
+++ b/tillsyn/A 60089-2024 tillsynsbegäran.docx
@@ -483,7 +483,7 @@
     <w:r>
       <w:tab/>
       <w:tab/>
-      <w:t>2025-02-26</w:t>
+      <w:t>2025-02-27</w:t>
       <w:br/>
       <w:br/>
     </w:r>

--- a/tillsyn/A 60089-2024 tillsynsbegäran.docx
+++ b/tillsyn/A 60089-2024 tillsynsbegäran.docx
@@ -483,7 +483,7 @@
     <w:r>
       <w:tab/>
       <w:tab/>
-      <w:t>2025-02-27</w:t>
+      <w:t>2025-02-28</w:t>
       <w:br/>
       <w:br/>
     </w:r>

--- a/tillsyn/A 60089-2024 tillsynsbegäran.docx
+++ b/tillsyn/A 60089-2024 tillsynsbegäran.docx
@@ -483,7 +483,7 @@
     <w:r>
       <w:tab/>
       <w:tab/>
-      <w:t>2025-03-02</w:t>
+      <w:t>2025-03-03</w:t>
       <w:br/>
       <w:br/>
     </w:r>

--- a/tillsyn/A 60089-2024 tillsynsbegäran.docx
+++ b/tillsyn/A 60089-2024 tillsynsbegäran.docx
@@ -483,7 +483,7 @@
     <w:r>
       <w:tab/>
       <w:tab/>
-      <w:t>2025-03-03</w:t>
+      <w:t>2025-03-04</w:t>
       <w:br/>
       <w:br/>
     </w:r>

--- a/tillsyn/A 60089-2024 tillsynsbegäran.docx
+++ b/tillsyn/A 60089-2024 tillsynsbegäran.docx
@@ -483,7 +483,7 @@
     <w:r>
       <w:tab/>
       <w:tab/>
-      <w:t>2025-03-04</w:t>
+      <w:t>2025-03-05</w:t>
       <w:br/>
       <w:br/>
     </w:r>

--- a/tillsyn/A 60089-2024 tillsynsbegäran.docx
+++ b/tillsyn/A 60089-2024 tillsynsbegäran.docx
@@ -483,7 +483,7 @@
     <w:r>
       <w:tab/>
       <w:tab/>
-      <w:t>2025-03-05</w:t>
+      <w:t>2025-03-06</w:t>
       <w:br/>
       <w:br/>
     </w:r>

--- a/tillsyn/A 60089-2024 tillsynsbegäran.docx
+++ b/tillsyn/A 60089-2024 tillsynsbegäran.docx
@@ -483,7 +483,7 @@
     <w:r>
       <w:tab/>
       <w:tab/>
-      <w:t>2025-03-06</w:t>
+      <w:t>2025-03-07</w:t>
       <w:br/>
       <w:br/>
     </w:r>

--- a/tillsyn/A 60089-2024 tillsynsbegäran.docx
+++ b/tillsyn/A 60089-2024 tillsynsbegäran.docx
@@ -483,7 +483,7 @@
     <w:r>
       <w:tab/>
       <w:tab/>
-      <w:t>2025-03-07</w:t>
+      <w:t>2025-03-08</w:t>
       <w:br/>
       <w:br/>
     </w:r>

--- a/tillsyn/A 60089-2024 tillsynsbegäran.docx
+++ b/tillsyn/A 60089-2024 tillsynsbegäran.docx
@@ -483,7 +483,7 @@
     <w:r>
       <w:tab/>
       <w:tab/>
-      <w:t>2025-03-08</w:t>
+      <w:t>2025-03-09</w:t>
       <w:br/>
       <w:br/>
     </w:r>

--- a/tillsyn/A 60089-2024 tillsynsbegäran.docx
+++ b/tillsyn/A 60089-2024 tillsynsbegäran.docx
@@ -483,7 +483,7 @@
     <w:r>
       <w:tab/>
       <w:tab/>
-      <w:t>2025-03-09</w:t>
+      <w:t>2025-03-10</w:t>
       <w:br/>
       <w:br/>
     </w:r>

--- a/tillsyn/A 60089-2024 tillsynsbegäran.docx
+++ b/tillsyn/A 60089-2024 tillsynsbegäran.docx
@@ -483,7 +483,7 @@
     <w:r>
       <w:tab/>
       <w:tab/>
-      <w:t>2025-03-10</w:t>
+      <w:t>2025-03-11</w:t>
       <w:br/>
       <w:br/>
     </w:r>

--- a/tillsyn/A 60089-2024 tillsynsbegäran.docx
+++ b/tillsyn/A 60089-2024 tillsynsbegäran.docx
@@ -483,7 +483,7 @@
     <w:r>
       <w:tab/>
       <w:tab/>
-      <w:t>2025-03-11</w:t>
+      <w:t>2025-03-12</w:t>
       <w:br/>
       <w:br/>
     </w:r>

--- a/tillsyn/A 60089-2024 tillsynsbegäran.docx
+++ b/tillsyn/A 60089-2024 tillsynsbegäran.docx
@@ -483,7 +483,7 @@
     <w:r>
       <w:tab/>
       <w:tab/>
-      <w:t>2025-03-12</w:t>
+      <w:t>2025-03-13</w:t>
       <w:br/>
       <w:br/>
     </w:r>

--- a/tillsyn/A 60089-2024 tillsynsbegäran.docx
+++ b/tillsyn/A 60089-2024 tillsynsbegäran.docx
@@ -483,7 +483,7 @@
     <w:r>
       <w:tab/>
       <w:tab/>
-      <w:t>2025-03-13</w:t>
+      <w:t>2025-03-14</w:t>
       <w:br/>
       <w:br/>
     </w:r>

--- a/tillsyn/A 60089-2024 tillsynsbegäran.docx
+++ b/tillsyn/A 60089-2024 tillsynsbegäran.docx
@@ -483,7 +483,7 @@
     <w:r>
       <w:tab/>
       <w:tab/>
-      <w:t>2025-03-14</w:t>
+      <w:t>2025-03-15</w:t>
       <w:br/>
       <w:br/>
     </w:r>

--- a/tillsyn/A 60089-2024 tillsynsbegäran.docx
+++ b/tillsyn/A 60089-2024 tillsynsbegäran.docx
@@ -483,7 +483,7 @@
     <w:r>
       <w:tab/>
       <w:tab/>
-      <w:t>2025-03-15</w:t>
+      <w:t>2025-03-16</w:t>
       <w:br/>
       <w:br/>
     </w:r>

--- a/tillsyn/A 60089-2024 tillsynsbegäran.docx
+++ b/tillsyn/A 60089-2024 tillsynsbegäran.docx
@@ -483,7 +483,7 @@
     <w:r>
       <w:tab/>
       <w:tab/>
-      <w:t>2025-03-16</w:t>
+      <w:t>2025-03-17</w:t>
       <w:br/>
       <w:br/>
     </w:r>

--- a/tillsyn/A 60089-2024 tillsynsbegäran.docx
+++ b/tillsyn/A 60089-2024 tillsynsbegäran.docx
@@ -483,7 +483,7 @@
     <w:r>
       <w:tab/>
       <w:tab/>
-      <w:t>2025-03-17</w:t>
+      <w:t>2025-03-18</w:t>
       <w:br/>
       <w:br/>
     </w:r>

--- a/tillsyn/A 60089-2024 tillsynsbegäran.docx
+++ b/tillsyn/A 60089-2024 tillsynsbegäran.docx
@@ -483,7 +483,7 @@
     <w:r>
       <w:tab/>
       <w:tab/>
-      <w:t>2025-03-18</w:t>
+      <w:t>2025-03-19</w:t>
       <w:br/>
       <w:br/>
     </w:r>

--- a/tillsyn/A 60089-2024 tillsynsbegäran.docx
+++ b/tillsyn/A 60089-2024 tillsynsbegäran.docx
@@ -483,7 +483,7 @@
     <w:r>
       <w:tab/>
       <w:tab/>
-      <w:t>2025-03-19</w:t>
+      <w:t>2025-03-20</w:t>
       <w:br/>
       <w:br/>
     </w:r>

--- a/tillsyn/A 60089-2024 tillsynsbegäran.docx
+++ b/tillsyn/A 60089-2024 tillsynsbegäran.docx
@@ -483,7 +483,7 @@
     <w:r>
       <w:tab/>
       <w:tab/>
-      <w:t>2025-03-20</w:t>
+      <w:t>2025-03-21</w:t>
       <w:br/>
       <w:br/>
     </w:r>

--- a/tillsyn/A 60089-2024 tillsynsbegäran.docx
+++ b/tillsyn/A 60089-2024 tillsynsbegäran.docx
@@ -483,7 +483,7 @@
     <w:r>
       <w:tab/>
       <w:tab/>
-      <w:t>2025-03-21</w:t>
+      <w:t>2025-03-22</w:t>
       <w:br/>
       <w:br/>
     </w:r>

--- a/tillsyn/A 60089-2024 tillsynsbegäran.docx
+++ b/tillsyn/A 60089-2024 tillsynsbegäran.docx
@@ -483,7 +483,7 @@
     <w:r>
       <w:tab/>
       <w:tab/>
-      <w:t>2025-03-22</w:t>
+      <w:t>2025-03-23</w:t>
       <w:br/>
       <w:br/>
     </w:r>

--- a/tillsyn/A 60089-2024 tillsynsbegäran.docx
+++ b/tillsyn/A 60089-2024 tillsynsbegäran.docx
@@ -483,7 +483,7 @@
     <w:r>
       <w:tab/>
       <w:tab/>
-      <w:t>2025-03-23</w:t>
+      <w:t>2025-03-24</w:t>
       <w:br/>
       <w:br/>
     </w:r>

--- a/tillsyn/A 60089-2024 tillsynsbegäran.docx
+++ b/tillsyn/A 60089-2024 tillsynsbegäran.docx
@@ -483,7 +483,7 @@
     <w:r>
       <w:tab/>
       <w:tab/>
-      <w:t>2025-03-24</w:t>
+      <w:t>2025-03-25</w:t>
       <w:br/>
       <w:br/>
     </w:r>

--- a/tillsyn/A 60089-2024 tillsynsbegäran.docx
+++ b/tillsyn/A 60089-2024 tillsynsbegäran.docx
@@ -483,7 +483,7 @@
     <w:r>
       <w:tab/>
       <w:tab/>
-      <w:t>2025-03-25</w:t>
+      <w:t>2025-03-26</w:t>
       <w:br/>
       <w:br/>
     </w:r>

--- a/tillsyn/A 60089-2024 tillsynsbegäran.docx
+++ b/tillsyn/A 60089-2024 tillsynsbegäran.docx
@@ -483,7 +483,7 @@
     <w:r>
       <w:tab/>
       <w:tab/>
-      <w:t>2025-03-26</w:t>
+      <w:t>2025-03-27</w:t>
       <w:br/>
       <w:br/>
     </w:r>

--- a/tillsyn/A 60089-2024 tillsynsbegäran.docx
+++ b/tillsyn/A 60089-2024 tillsynsbegäran.docx
@@ -483,7 +483,7 @@
     <w:r>
       <w:tab/>
       <w:tab/>
-      <w:t>2025-03-27</w:t>
+      <w:t>2025-03-28</w:t>
       <w:br/>
       <w:br/>
     </w:r>

--- a/tillsyn/A 60089-2024 tillsynsbegäran.docx
+++ b/tillsyn/A 60089-2024 tillsynsbegäran.docx
@@ -483,7 +483,7 @@
     <w:r>
       <w:tab/>
       <w:tab/>
-      <w:t>2025-03-28</w:t>
+      <w:t>2025-03-29</w:t>
       <w:br/>
       <w:br/>
     </w:r>

--- a/tillsyn/A 60089-2024 tillsynsbegäran.docx
+++ b/tillsyn/A 60089-2024 tillsynsbegäran.docx
@@ -483,7 +483,7 @@
     <w:r>
       <w:tab/>
       <w:tab/>
-      <w:t>2025-04-02</w:t>
+      <w:t>2025-04-03</w:t>
       <w:br/>
       <w:br/>
     </w:r>

--- a/tillsyn/A 60089-2024 tillsynsbegäran.docx
+++ b/tillsyn/A 60089-2024 tillsynsbegäran.docx
@@ -483,7 +483,7 @@
     <w:r>
       <w:tab/>
       <w:tab/>
-      <w:t>2025-04-03</w:t>
+      <w:t>2025-04-05</w:t>
       <w:br/>
       <w:br/>
     </w:r>

--- a/tillsyn/A 60089-2024 tillsynsbegäran.docx
+++ b/tillsyn/A 60089-2024 tillsynsbegäran.docx
@@ -483,7 +483,7 @@
     <w:r>
       <w:tab/>
       <w:tab/>
-      <w:t>2025-04-05</w:t>
+      <w:t>2025-04-06</w:t>
       <w:br/>
       <w:br/>
     </w:r>

--- a/tillsyn/A 60089-2024 tillsynsbegäran.docx
+++ b/tillsyn/A 60089-2024 tillsynsbegäran.docx
@@ -483,7 +483,7 @@
     <w:r>
       <w:tab/>
       <w:tab/>
-      <w:t>2025-04-06</w:t>
+      <w:t>2025-04-07</w:t>
       <w:br/>
       <w:br/>
     </w:r>

--- a/tillsyn/A 60089-2024 tillsynsbegäran.docx
+++ b/tillsyn/A 60089-2024 tillsynsbegäran.docx
@@ -483,7 +483,7 @@
     <w:r>
       <w:tab/>
       <w:tab/>
-      <w:t>2025-04-07</w:t>
+      <w:t>2025-04-08</w:t>
       <w:br/>
       <w:br/>
     </w:r>

--- a/tillsyn/A 60089-2024 tillsynsbegäran.docx
+++ b/tillsyn/A 60089-2024 tillsynsbegäran.docx
@@ -483,7 +483,7 @@
     <w:r>
       <w:tab/>
       <w:tab/>
-      <w:t>2025-04-08</w:t>
+      <w:t>2025-04-09</w:t>
       <w:br/>
       <w:br/>
     </w:r>

--- a/tillsyn/A 60089-2024 tillsynsbegäran.docx
+++ b/tillsyn/A 60089-2024 tillsynsbegäran.docx
@@ -176,6 +176,17 @@
         <w:rPr>
           <w:b/>
         </w:rPr>
+        <w:t>Korallrot (§8)</w:t>
+      </w:r>
+      <w:r>
+        <w:t xml:space="preserve"> växer i sumpskogar och annan fuktig eller växelfuktig skogsmark, exempelvis i alkärr och kärrkanter, fuktiga bäckdalar, raviner, myrlaggar, sumpiga strandskogar samt i fuktiga lundar. Den visar på mer eller mindre stabila förhållanden och intakt hydrologi och är känslig för avverkning, körskador, skogsgödsling och dikning. Arten är fridlyst enligt 8 § artskyddsförordningen (SLU Artdatabanken, 2024; Nitare &amp; Skogsstyrelsen, 2019).</w:t>
+      </w:r>
+    </w:p>
+    <w:p>
+      <w:r>
+        <w:rPr>
+          <w:b/>
+        </w:rPr>
         <w:t>Spindelblomster (§8)</w:t>
       </w:r>
       <w:r>
@@ -296,7 +307,7 @@
         <w:t xml:space="preserve">Level and pattern of overstory retention interact to shape long-term responses of understories to timber harvest. </w:t>
       </w:r>
       <w:r>
-        <w:t xml:space="preserve">Ecological Applications, 22, 2049–2064 </w:t>
+        <w:t>Ecological Applications, 22, 2049–2064</w:t>
       </w:r>
     </w:p>
     <w:p>
@@ -483,7 +494,7 @@
     <w:r>
       <w:tab/>
       <w:tab/>
-      <w:t>2025-04-09</w:t>
+      <w:t>2025-04-10</w:t>
       <w:br/>
       <w:br/>
     </w:r>

--- a/tillsyn/A 60089-2024 tillsynsbegäran.docx
+++ b/tillsyn/A 60089-2024 tillsynsbegäran.docx
@@ -494,7 +494,7 @@
     <w:r>
       <w:tab/>
       <w:tab/>
-      <w:t>2025-04-10</w:t>
+      <w:t>2025-04-11</w:t>
       <w:br/>
       <w:br/>
     </w:r>

--- a/tillsyn/A 60089-2024 tillsynsbegäran.docx
+++ b/tillsyn/A 60089-2024 tillsynsbegäran.docx
@@ -494,7 +494,7 @@
     <w:r>
       <w:tab/>
       <w:tab/>
-      <w:t>2025-04-11</w:t>
+      <w:t>2025-04-12</w:t>
       <w:br/>
       <w:br/>
     </w:r>

--- a/tillsyn/A 60089-2024 tillsynsbegäran.docx
+++ b/tillsyn/A 60089-2024 tillsynsbegäran.docx
@@ -494,7 +494,7 @@
     <w:r>
       <w:tab/>
       <w:tab/>
-      <w:t>2025-04-12</w:t>
+      <w:t>2025-04-13</w:t>
       <w:br/>
       <w:br/>
     </w:r>

--- a/tillsyn/A 60089-2024 tillsynsbegäran.docx
+++ b/tillsyn/A 60089-2024 tillsynsbegäran.docx
@@ -494,7 +494,7 @@
     <w:r>
       <w:tab/>
       <w:tab/>
-      <w:t>2025-04-13</w:t>
+      <w:t>2025-04-14</w:t>
       <w:br/>
       <w:br/>
     </w:r>

--- a/tillsyn/A 60089-2024 tillsynsbegäran.docx
+++ b/tillsyn/A 60089-2024 tillsynsbegäran.docx
@@ -494,7 +494,7 @@
     <w:r>
       <w:tab/>
       <w:tab/>
-      <w:t>2025-04-14</w:t>
+      <w:t>2025-04-15</w:t>
       <w:br/>
       <w:br/>
     </w:r>

--- a/tillsyn/A 60089-2024 tillsynsbegäran.docx
+++ b/tillsyn/A 60089-2024 tillsynsbegäran.docx
@@ -494,7 +494,7 @@
     <w:r>
       <w:tab/>
       <w:tab/>
-      <w:t>2025-04-15</w:t>
+      <w:t>2025-04-16</w:t>
       <w:br/>
       <w:br/>
     </w:r>

--- a/tillsyn/A 60089-2024 tillsynsbegäran.docx
+++ b/tillsyn/A 60089-2024 tillsynsbegäran.docx
@@ -494,7 +494,7 @@
     <w:r>
       <w:tab/>
       <w:tab/>
-      <w:t>2025-04-16</w:t>
+      <w:t>2025-04-17</w:t>
       <w:br/>
       <w:br/>
     </w:r>

--- a/tillsyn/A 60089-2024 tillsynsbegäran.docx
+++ b/tillsyn/A 60089-2024 tillsynsbegäran.docx
@@ -494,7 +494,7 @@
     <w:r>
       <w:tab/>
       <w:tab/>
-      <w:t>2025-04-17</w:t>
+      <w:t>2025-04-18</w:t>
       <w:br/>
       <w:br/>
     </w:r>

--- a/tillsyn/A 60089-2024 tillsynsbegäran.docx
+++ b/tillsyn/A 60089-2024 tillsynsbegäran.docx
@@ -494,7 +494,7 @@
     <w:r>
       <w:tab/>
       <w:tab/>
-      <w:t>2025-04-18</w:t>
+      <w:t>2025-04-19</w:t>
       <w:br/>
       <w:br/>
     </w:r>

--- a/tillsyn/A 60089-2024 tillsynsbegäran.docx
+++ b/tillsyn/A 60089-2024 tillsynsbegäran.docx
@@ -494,7 +494,7 @@
     <w:r>
       <w:tab/>
       <w:tab/>
-      <w:t>2025-05-03</w:t>
+      <w:t>2025-05-04</w:t>
       <w:br/>
       <w:br/>
     </w:r>

--- a/tillsyn/A 60089-2024 tillsynsbegäran.docx
+++ b/tillsyn/A 60089-2024 tillsynsbegäran.docx
@@ -494,7 +494,7 @@
     <w:r>
       <w:tab/>
       <w:tab/>
-      <w:t>2025-05-04</w:t>
+      <w:t>2025-05-06</w:t>
       <w:br/>
       <w:br/>
     </w:r>

--- a/tillsyn/A 60089-2024 tillsynsbegäran.docx
+++ b/tillsyn/A 60089-2024 tillsynsbegäran.docx
@@ -494,7 +494,7 @@
     <w:r>
       <w:tab/>
       <w:tab/>
-      <w:t>2025-05-06</w:t>
+      <w:t>2025-05-07</w:t>
       <w:br/>
       <w:br/>
     </w:r>

--- a/tillsyn/A 60089-2024 tillsynsbegäran.docx
+++ b/tillsyn/A 60089-2024 tillsynsbegäran.docx
@@ -494,7 +494,7 @@
     <w:r>
       <w:tab/>
       <w:tab/>
-      <w:t>2025-05-07</w:t>
+      <w:t>2025-05-08</w:t>
       <w:br/>
       <w:br/>
     </w:r>

--- a/tillsyn/A 60089-2024 tillsynsbegäran.docx
+++ b/tillsyn/A 60089-2024 tillsynsbegäran.docx
@@ -494,7 +494,7 @@
     <w:r>
       <w:tab/>
       <w:tab/>
-      <w:t>2025-05-08</w:t>
+      <w:t>2025-05-09</w:t>
       <w:br/>
       <w:br/>
     </w:r>

--- a/tillsyn/A 60089-2024 tillsynsbegäran.docx
+++ b/tillsyn/A 60089-2024 tillsynsbegäran.docx
@@ -494,7 +494,7 @@
     <w:r>
       <w:tab/>
       <w:tab/>
-      <w:t>2025-05-09</w:t>
+      <w:t>2025-05-10</w:t>
       <w:br/>
       <w:br/>
     </w:r>

--- a/tillsyn/A 60089-2024 tillsynsbegäran.docx
+++ b/tillsyn/A 60089-2024 tillsynsbegäran.docx
@@ -494,7 +494,7 @@
     <w:r>
       <w:tab/>
       <w:tab/>
-      <w:t>2025-05-10</w:t>
+      <w:t>2025-05-11</w:t>
       <w:br/>
       <w:br/>
     </w:r>

--- a/tillsyn/A 60089-2024 tillsynsbegäran.docx
+++ b/tillsyn/A 60089-2024 tillsynsbegäran.docx
@@ -494,7 +494,7 @@
     <w:r>
       <w:tab/>
       <w:tab/>
-      <w:t>2025-05-11</w:t>
+      <w:t>2025-05-12</w:t>
       <w:br/>
       <w:br/>
     </w:r>

--- a/tillsyn/A 60089-2024 tillsynsbegäran.docx
+++ b/tillsyn/A 60089-2024 tillsynsbegäran.docx
@@ -494,7 +494,7 @@
     <w:r>
       <w:tab/>
       <w:tab/>
-      <w:t>2025-05-12</w:t>
+      <w:t>2025-05-13</w:t>
       <w:br/>
       <w:br/>
     </w:r>

--- a/tillsyn/A 60089-2024 tillsynsbegäran.docx
+++ b/tillsyn/A 60089-2024 tillsynsbegäran.docx
@@ -494,7 +494,7 @@
     <w:r>
       <w:tab/>
       <w:tab/>
-      <w:t>2025-05-13</w:t>
+      <w:t>2025-05-14</w:t>
       <w:br/>
       <w:br/>
     </w:r>

--- a/tillsyn/A 60089-2024 tillsynsbegäran.docx
+++ b/tillsyn/A 60089-2024 tillsynsbegäran.docx
@@ -494,7 +494,7 @@
     <w:r>
       <w:tab/>
       <w:tab/>
-      <w:t>2025-05-14</w:t>
+      <w:t>2025-05-15</w:t>
       <w:br/>
       <w:br/>
     </w:r>

--- a/tillsyn/A 60089-2024 tillsynsbegäran.docx
+++ b/tillsyn/A 60089-2024 tillsynsbegäran.docx
@@ -494,7 +494,7 @@
     <w:r>
       <w:tab/>
       <w:tab/>
-      <w:t>2025-05-15</w:t>
+      <w:t>2025-05-16</w:t>
       <w:br/>
       <w:br/>
     </w:r>

--- a/tillsyn/A 60089-2024 tillsynsbegäran.docx
+++ b/tillsyn/A 60089-2024 tillsynsbegäran.docx
@@ -494,7 +494,7 @@
     <w:r>
       <w:tab/>
       <w:tab/>
-      <w:t>2025-05-16</w:t>
+      <w:t>2025-05-17</w:t>
       <w:br/>
       <w:br/>
     </w:r>

--- a/tillsyn/A 60089-2024 tillsynsbegäran.docx
+++ b/tillsyn/A 60089-2024 tillsynsbegäran.docx
@@ -494,7 +494,7 @@
     <w:r>
       <w:tab/>
       <w:tab/>
-      <w:t>2025-05-17</w:t>
+      <w:t>2025-05-18</w:t>
       <w:br/>
       <w:br/>
     </w:r>

--- a/tillsyn/A 60089-2024 tillsynsbegäran.docx
+++ b/tillsyn/A 60089-2024 tillsynsbegäran.docx
@@ -494,7 +494,7 @@
     <w:r>
       <w:tab/>
       <w:tab/>
-      <w:t>2025-05-18</w:t>
+      <w:t>2025-05-19</w:t>
       <w:br/>
       <w:br/>
     </w:r>

--- a/tillsyn/A 60089-2024 tillsynsbegäran.docx
+++ b/tillsyn/A 60089-2024 tillsynsbegäran.docx
@@ -494,7 +494,7 @@
     <w:r>
       <w:tab/>
       <w:tab/>
-      <w:t>2025-05-19</w:t>
+      <w:t>2025-05-20</w:t>
       <w:br/>
       <w:br/>
     </w:r>

--- a/tillsyn/A 60089-2024 tillsynsbegäran.docx
+++ b/tillsyn/A 60089-2024 tillsynsbegäran.docx
@@ -494,7 +494,7 @@
     <w:r>
       <w:tab/>
       <w:tab/>
-      <w:t>2025-05-20</w:t>
+      <w:t>2025-05-21</w:t>
       <w:br/>
       <w:br/>
     </w:r>

--- a/tillsyn/A 60089-2024 tillsynsbegäran.docx
+++ b/tillsyn/A 60089-2024 tillsynsbegäran.docx
@@ -494,7 +494,7 @@
     <w:r>
       <w:tab/>
       <w:tab/>
-      <w:t>2025-05-21</w:t>
+      <w:t>2025-05-22</w:t>
       <w:br/>
       <w:br/>
     </w:r>

--- a/tillsyn/A 60089-2024 tillsynsbegäran.docx
+++ b/tillsyn/A 60089-2024 tillsynsbegäran.docx
@@ -494,7 +494,7 @@
     <w:r>
       <w:tab/>
       <w:tab/>
-      <w:t>2025-05-22</w:t>
+      <w:t>2025-05-23</w:t>
       <w:br/>
       <w:br/>
     </w:r>

--- a/tillsyn/A 60089-2024 tillsynsbegäran.docx
+++ b/tillsyn/A 60089-2024 tillsynsbegäran.docx
@@ -494,7 +494,7 @@
     <w:r>
       <w:tab/>
       <w:tab/>
-      <w:t>2025-05-23</w:t>
+      <w:t>2025-05-24</w:t>
       <w:br/>
       <w:br/>
     </w:r>

--- a/tillsyn/A 60089-2024 tillsynsbegäran.docx
+++ b/tillsyn/A 60089-2024 tillsynsbegäran.docx
@@ -494,7 +494,7 @@
     <w:r>
       <w:tab/>
       <w:tab/>
-      <w:t>2025-05-24</w:t>
+      <w:t>2025-05-25</w:t>
       <w:br/>
       <w:br/>
     </w:r>

--- a/tillsyn/A 60089-2024 tillsynsbegäran.docx
+++ b/tillsyn/A 60089-2024 tillsynsbegäran.docx
@@ -494,7 +494,7 @@
     <w:r>
       <w:tab/>
       <w:tab/>
-      <w:t>2025-05-25</w:t>
+      <w:t>2025-05-26</w:t>
       <w:br/>
       <w:br/>
     </w:r>

--- a/tillsyn/A 60089-2024 tillsynsbegäran.docx
+++ b/tillsyn/A 60089-2024 tillsynsbegäran.docx
@@ -494,7 +494,7 @@
     <w:r>
       <w:tab/>
       <w:tab/>
-      <w:t>2025-05-26</w:t>
+      <w:t>2025-05-27</w:t>
       <w:br/>
       <w:br/>
     </w:r>

--- a/tillsyn/A 60089-2024 tillsynsbegäran.docx
+++ b/tillsyn/A 60089-2024 tillsynsbegäran.docx
@@ -88,6 +88,28 @@
       </w:pPr>
       <w:r>
         <w:t>Figur 1. Fyndplatser för naturvårdsarter i det avverkningsanmälda området (röd linje). Markörer utan svart kant är placerade på fyndplatsen. Markörer med svart kant är placerade vid sidan av fyndplatsen och har ett svart streck som visar fyndplatsens exakta position. Kartans mittpunktskoordinat är N 6815638, E 564495 i SWEREF 99 TM.</w:t>
+      </w:r>
+    </w:p>
+    <w:p>
+      <w:r>
+        <w:rPr>
+          <w:b/>
+        </w:rPr>
+        <w:t xml:space="preserve">Strutbräken </w:t>
+      </w:r>
+      <w:r>
+        <w:t>är normalt en mycket bra och tydlig signalart som visar på flera olika fuktiga biotoper med rörligt markvatten som nästan alltid har höga naturvärden. Den växer på skuggiga, fuktiga, näringsrika mullmarker längs bäckdalar, åar, älvar, översilade sluttningar med högörtsgranskog och svämlövskogar med kortvarigt översvämmade sedimentplan. Växtplatserna har ytligt rörligt markvatten och konstant hög luftfuktighet. Arten är känslig för avverkning och dikning (Nitare &amp; Skogsstyrelsen, 2019).</w:t>
+      </w:r>
+    </w:p>
+    <w:p>
+      <w:r>
+        <w:rPr>
+          <w:b/>
+        </w:rPr>
+        <w:t xml:space="preserve">Ögonpyrola </w:t>
+      </w:r>
+      <w:r>
+        <w:t>är normalt en bra signalart som visar på områden med höga naturvärden och stabila förhållanden, särskilt inom näringsfattiga trakter. Växten är mycket känslig för markskador och försvinner snabbt efter slutavverkning. Den hotas också av skogsgödsling och markavvattning (Nitare &amp; Skogsstyrelsen, 2019).</w:t>
       </w:r>
     </w:p>
     <w:p>
@@ -494,7 +516,7 @@
     <w:r>
       <w:tab/>
       <w:tab/>
-      <w:t>2025-05-27</w:t>
+      <w:t>2025-05-30</w:t>
       <w:br/>
       <w:br/>
     </w:r>

--- a/tillsyn/A 60089-2024 tillsynsbegäran.docx
+++ b/tillsyn/A 60089-2024 tillsynsbegäran.docx
@@ -516,7 +516,7 @@
     <w:r>
       <w:tab/>
       <w:tab/>
-      <w:t>2025-05-30</w:t>
+      <w:t>2025-06-01</w:t>
       <w:br/>
       <w:br/>
     </w:r>

--- a/tillsyn/A 60089-2024 tillsynsbegäran.docx
+++ b/tillsyn/A 60089-2024 tillsynsbegäran.docx
@@ -516,7 +516,7 @@
     <w:r>
       <w:tab/>
       <w:tab/>
-      <w:t>2025-06-01</w:t>
+      <w:t>2025-06-02</w:t>
       <w:br/>
       <w:br/>
     </w:r>

--- a/tillsyn/A 60089-2024 tillsynsbegäran.docx
+++ b/tillsyn/A 60089-2024 tillsynsbegäran.docx
@@ -516,7 +516,7 @@
     <w:r>
       <w:tab/>
       <w:tab/>
-      <w:t>2025-06-02</w:t>
+      <w:t>2025-06-03</w:t>
       <w:br/>
       <w:br/>
     </w:r>

--- a/tillsyn/A 60089-2024 tillsynsbegäran.docx
+++ b/tillsyn/A 60089-2024 tillsynsbegäran.docx
@@ -516,7 +516,7 @@
     <w:r>
       <w:tab/>
       <w:tab/>
-      <w:t>2025-06-03</w:t>
+      <w:t>2025-06-04</w:t>
       <w:br/>
       <w:br/>
     </w:r>

--- a/tillsyn/A 60089-2024 tillsynsbegäran.docx
+++ b/tillsyn/A 60089-2024 tillsynsbegäran.docx
@@ -516,7 +516,7 @@
     <w:r>
       <w:tab/>
       <w:tab/>
-      <w:t>2025-06-04</w:t>
+      <w:t>2025-06-05</w:t>
       <w:br/>
       <w:br/>
     </w:r>

--- a/tillsyn/A 60089-2024 tillsynsbegäran.docx
+++ b/tillsyn/A 60089-2024 tillsynsbegäran.docx
@@ -516,7 +516,7 @@
     <w:r>
       <w:tab/>
       <w:tab/>
-      <w:t>2025-06-05</w:t>
+      <w:t>2025-06-13</w:t>
       <w:br/>
       <w:br/>
     </w:r>

--- a/tillsyn/A 60089-2024 tillsynsbegäran.docx
+++ b/tillsyn/A 60089-2024 tillsynsbegäran.docx
@@ -516,7 +516,7 @@
     <w:r>
       <w:tab/>
       <w:tab/>
-      <w:t>2025-06-13</w:t>
+      <w:t>2025-06-15</w:t>
       <w:br/>
       <w:br/>
     </w:r>

--- a/tillsyn/A 60089-2024 tillsynsbegäran.docx
+++ b/tillsyn/A 60089-2024 tillsynsbegäran.docx
@@ -516,7 +516,7 @@
     <w:r>
       <w:tab/>
       <w:tab/>
-      <w:t>2025-06-15</w:t>
+      <w:t>2025-06-16</w:t>
       <w:br/>
       <w:br/>
     </w:r>

--- a/tillsyn/A 60089-2024 tillsynsbegäran.docx
+++ b/tillsyn/A 60089-2024 tillsynsbegäran.docx
@@ -516,7 +516,7 @@
     <w:r>
       <w:tab/>
       <w:tab/>
-      <w:t>2025-06-16</w:t>
+      <w:t>2025-06-17</w:t>
       <w:br/>
       <w:br/>
     </w:r>

--- a/tillsyn/A 60089-2024 tillsynsbegäran.docx
+++ b/tillsyn/A 60089-2024 tillsynsbegäran.docx
@@ -516,7 +516,7 @@
     <w:r>
       <w:tab/>
       <w:tab/>
-      <w:t>2025-06-17</w:t>
+      <w:t>2025-06-18</w:t>
       <w:br/>
       <w:br/>
     </w:r>

--- a/tillsyn/A 60089-2024 tillsynsbegäran.docx
+++ b/tillsyn/A 60089-2024 tillsynsbegäran.docx
@@ -516,7 +516,7 @@
     <w:r>
       <w:tab/>
       <w:tab/>
-      <w:t>2025-06-18</w:t>
+      <w:t>2025-06-19</w:t>
       <w:br/>
       <w:br/>
     </w:r>

--- a/tillsyn/A 60089-2024 tillsynsbegäran.docx
+++ b/tillsyn/A 60089-2024 tillsynsbegäran.docx
@@ -516,7 +516,7 @@
     <w:r>
       <w:tab/>
       <w:tab/>
-      <w:t>2025-06-19</w:t>
+      <w:t>2025-06-20</w:t>
       <w:br/>
       <w:br/>
     </w:r>

--- a/tillsyn/A 60089-2024 tillsynsbegäran.docx
+++ b/tillsyn/A 60089-2024 tillsynsbegäran.docx
@@ -516,7 +516,7 @@
     <w:r>
       <w:tab/>
       <w:tab/>
-      <w:t>2025-06-20</w:t>
+      <w:t>2025-06-21</w:t>
       <w:br/>
       <w:br/>
     </w:r>

--- a/tillsyn/A 60089-2024 tillsynsbegäran.docx
+++ b/tillsyn/A 60089-2024 tillsynsbegäran.docx
@@ -516,7 +516,7 @@
     <w:r>
       <w:tab/>
       <w:tab/>
-      <w:t>2025-06-21</w:t>
+      <w:t>2025-06-22</w:t>
       <w:br/>
       <w:br/>
     </w:r>

--- a/tillsyn/A 60089-2024 tillsynsbegäran.docx
+++ b/tillsyn/A 60089-2024 tillsynsbegäran.docx
@@ -516,7 +516,7 @@
     <w:r>
       <w:tab/>
       <w:tab/>
-      <w:t>2025-06-22</w:t>
+      <w:t>2025-06-23</w:t>
       <w:br/>
       <w:br/>
     </w:r>

--- a/tillsyn/A 60089-2024 tillsynsbegäran.docx
+++ b/tillsyn/A 60089-2024 tillsynsbegäran.docx
@@ -516,7 +516,7 @@
     <w:r>
       <w:tab/>
       <w:tab/>
-      <w:t>2025-06-23</w:t>
+      <w:t>2025-06-24</w:t>
       <w:br/>
       <w:br/>
     </w:r>

--- a/tillsyn/A 60089-2024 tillsynsbegäran.docx
+++ b/tillsyn/A 60089-2024 tillsynsbegäran.docx
@@ -516,7 +516,7 @@
     <w:r>
       <w:tab/>
       <w:tab/>
-      <w:t>2025-06-24</w:t>
+      <w:t>2025-06-25</w:t>
       <w:br/>
       <w:br/>
     </w:r>

--- a/tillsyn/A 60089-2024 tillsynsbegäran.docx
+++ b/tillsyn/A 60089-2024 tillsynsbegäran.docx
@@ -516,7 +516,7 @@
     <w:r>
       <w:tab/>
       <w:tab/>
-      <w:t>2025-06-25</w:t>
+      <w:t>2025-06-26</w:t>
       <w:br/>
       <w:br/>
     </w:r>

--- a/tillsyn/A 60089-2024 tillsynsbegäran.docx
+++ b/tillsyn/A 60089-2024 tillsynsbegäran.docx
@@ -516,7 +516,7 @@
     <w:r>
       <w:tab/>
       <w:tab/>
-      <w:t>2025-06-26</w:t>
+      <w:t>2025-06-27</w:t>
       <w:br/>
       <w:br/>
     </w:r>

--- a/tillsyn/A 60089-2024 tillsynsbegäran.docx
+++ b/tillsyn/A 60089-2024 tillsynsbegäran.docx
@@ -516,7 +516,7 @@
     <w:r>
       <w:tab/>
       <w:tab/>
-      <w:t>2025-06-27</w:t>
+      <w:t>2025-06-28</w:t>
       <w:br/>
       <w:br/>
     </w:r>

--- a/tillsyn/A 60089-2024 tillsynsbegäran.docx
+++ b/tillsyn/A 60089-2024 tillsynsbegäran.docx
@@ -516,7 +516,7 @@
     <w:r>
       <w:tab/>
       <w:tab/>
-      <w:t>2025-06-28</w:t>
+      <w:t>2025-06-29</w:t>
       <w:br/>
       <w:br/>
     </w:r>

--- a/tillsyn/A 60089-2024 tillsynsbegäran.docx
+++ b/tillsyn/A 60089-2024 tillsynsbegäran.docx
@@ -516,7 +516,7 @@
     <w:r>
       <w:tab/>
       <w:tab/>
-      <w:t>2025-06-29</w:t>
+      <w:t>2025-06-30</w:t>
       <w:br/>
       <w:br/>
     </w:r>

--- a/tillsyn/A 60089-2024 tillsynsbegäran.docx
+++ b/tillsyn/A 60089-2024 tillsynsbegäran.docx
@@ -516,7 +516,7 @@
     <w:r>
       <w:tab/>
       <w:tab/>
-      <w:t>2025-06-30</w:t>
+      <w:t>2025-07-01</w:t>
       <w:br/>
       <w:br/>
     </w:r>

--- a/tillsyn/A 60089-2024 tillsynsbegäran.docx
+++ b/tillsyn/A 60089-2024 tillsynsbegäran.docx
@@ -516,7 +516,7 @@
     <w:r>
       <w:tab/>
       <w:tab/>
-      <w:t>2025-07-01</w:t>
+      <w:t>2025-07-02</w:t>
       <w:br/>
       <w:br/>
     </w:r>

--- a/tillsyn/A 60089-2024 tillsynsbegäran.docx
+++ b/tillsyn/A 60089-2024 tillsynsbegäran.docx
@@ -516,7 +516,7 @@
     <w:r>
       <w:tab/>
       <w:tab/>
-      <w:t>2025-07-02</w:t>
+      <w:t>2025-07-03</w:t>
       <w:br/>
       <w:br/>
     </w:r>

--- a/tillsyn/A 60089-2024 tillsynsbegäran.docx
+++ b/tillsyn/A 60089-2024 tillsynsbegäran.docx
@@ -516,7 +516,7 @@
     <w:r>
       <w:tab/>
       <w:tab/>
-      <w:t>2025-07-03</w:t>
+      <w:t>2025-07-04</w:t>
       <w:br/>
       <w:br/>
     </w:r>

--- a/tillsyn/A 60089-2024 tillsynsbegäran.docx
+++ b/tillsyn/A 60089-2024 tillsynsbegäran.docx
@@ -516,7 +516,7 @@
     <w:r>
       <w:tab/>
       <w:tab/>
-      <w:t>2025-07-04</w:t>
+      <w:t>2025-07-05</w:t>
       <w:br/>
       <w:br/>
     </w:r>

--- a/tillsyn/A 60089-2024 tillsynsbegäran.docx
+++ b/tillsyn/A 60089-2024 tillsynsbegäran.docx
@@ -516,7 +516,7 @@
     <w:r>
       <w:tab/>
       <w:tab/>
-      <w:t>2025-07-05</w:t>
+      <w:t>2025-07-06</w:t>
       <w:br/>
       <w:br/>
     </w:r>

--- a/tillsyn/A 60089-2024 tillsynsbegäran.docx
+++ b/tillsyn/A 60089-2024 tillsynsbegäran.docx
@@ -516,7 +516,7 @@
     <w:r>
       <w:tab/>
       <w:tab/>
-      <w:t>2025-07-06</w:t>
+      <w:t>2025-07-07</w:t>
       <w:br/>
       <w:br/>
     </w:r>

--- a/tillsyn/A 60089-2024 tillsynsbegäran.docx
+++ b/tillsyn/A 60089-2024 tillsynsbegäran.docx
@@ -516,7 +516,7 @@
     <w:r>
       <w:tab/>
       <w:tab/>
-      <w:t>2025-07-07</w:t>
+      <w:t>2025-07-08</w:t>
       <w:br/>
       <w:br/>
     </w:r>

--- a/tillsyn/A 60089-2024 tillsynsbegäran.docx
+++ b/tillsyn/A 60089-2024 tillsynsbegäran.docx
@@ -516,7 +516,7 @@
     <w:r>
       <w:tab/>
       <w:tab/>
-      <w:t>2025-07-08</w:t>
+      <w:t>2025-07-09</w:t>
       <w:br/>
       <w:br/>
     </w:r>

--- a/tillsyn/A 60089-2024 tillsynsbegäran.docx
+++ b/tillsyn/A 60089-2024 tillsynsbegäran.docx
@@ -516,7 +516,7 @@
     <w:r>
       <w:tab/>
       <w:tab/>
-      <w:t>2025-07-09</w:t>
+      <w:t>2025-07-11</w:t>
       <w:br/>
       <w:br/>
     </w:r>

--- a/tillsyn/A 60089-2024 tillsynsbegäran.docx
+++ b/tillsyn/A 60089-2024 tillsynsbegäran.docx
@@ -516,7 +516,7 @@
     <w:r>
       <w:tab/>
       <w:tab/>
-      <w:t>2025-07-11</w:t>
+      <w:t>2025-07-12</w:t>
       <w:br/>
       <w:br/>
     </w:r>

--- a/tillsyn/A 60089-2024 tillsynsbegäran.docx
+++ b/tillsyn/A 60089-2024 tillsynsbegäran.docx
@@ -516,7 +516,7 @@
     <w:r>
       <w:tab/>
       <w:tab/>
-      <w:t>2025-07-12</w:t>
+      <w:t>2025-07-13</w:t>
       <w:br/>
       <w:br/>
     </w:r>

--- a/tillsyn/A 60089-2024 tillsynsbegäran.docx
+++ b/tillsyn/A 60089-2024 tillsynsbegäran.docx
@@ -516,7 +516,7 @@
     <w:r>
       <w:tab/>
       <w:tab/>
-      <w:t>2025-07-13</w:t>
+      <w:t>2025-07-14</w:t>
       <w:br/>
       <w:br/>
     </w:r>

--- a/tillsyn/A 60089-2024 tillsynsbegäran.docx
+++ b/tillsyn/A 60089-2024 tillsynsbegäran.docx
@@ -554,7 +554,7 @@
     <w:r>
       <w:tab/>
       <w:tab/>
-      <w:t>2025-08-06</w:t>
+      <w:t>2025-08-09</w:t>
       <w:br/>
       <w:br/>
     </w:r>
